--- a/M2-Found_Muratov/Блок 2_практическая работа к теме 2_4.docx
+++ b/M2-Found_Muratov/Блок 2_практическая работа к теме 2_4.docx
@@ -1577,7 +1577,7 @@
           <w:rFonts w:ascii="Times New Roman" w:eastAsia="Times New Roman" w:hAnsi="Times New Roman" w:cs="Times New Roman"/>
           <w:sz w:val="24"/>
           <w:szCs w:val="24"/>
-          <w:lang w:val="en-US" w:eastAsia="ru-RU"/>
+          <w:lang w:eastAsia="ru-RU"/>
         </w:rPr>
       </w:pPr>
       <w:r>
@@ -3659,6 +3659,7 @@
           <w:bCs/>
           <w:sz w:val="24"/>
           <w:szCs w:val="24"/>
+          <w:highlight w:val="yellow"/>
           <w:lang w:eastAsia="ru-RU"/>
         </w:rPr>
         <w:t>MobileNet</w:t>
@@ -4117,6 +4118,7 @@
           <w:bCs/>
           <w:sz w:val="24"/>
           <w:szCs w:val="24"/>
+          <w:highlight w:val="yellow"/>
           <w:lang w:eastAsia="ru-RU"/>
         </w:rPr>
         <w:t xml:space="preserve">YOLO </w:t>
@@ -4129,6 +4131,7 @@
           <w:bCs/>
           <w:sz w:val="24"/>
           <w:szCs w:val="24"/>
+          <w:highlight w:val="yellow"/>
           <w:lang w:eastAsia="ru-RU"/>
         </w:rPr>
         <w:t>Tiny</w:t>
@@ -4598,6 +4601,7 @@
           <w:bCs/>
           <w:sz w:val="24"/>
           <w:szCs w:val="24"/>
+          <w:highlight w:val="yellow"/>
           <w:lang w:eastAsia="ru-RU"/>
         </w:rPr>
         <w:lastRenderedPageBreak/>
@@ -4611,6 +4615,7 @@
           <w:bCs/>
           <w:sz w:val="24"/>
           <w:szCs w:val="24"/>
+          <w:highlight w:val="yellow"/>
           <w:lang w:eastAsia="ru-RU"/>
         </w:rPr>
         <w:t xml:space="preserve"> (</w:t>
@@ -4623,6 +4628,7 @@
           <w:bCs/>
           <w:sz w:val="24"/>
           <w:szCs w:val="24"/>
+          <w:highlight w:val="yellow"/>
           <w:lang w:eastAsia="ru-RU"/>
         </w:rPr>
         <w:t>Open</w:t>
@@ -4635,6 +4641,7 @@
           <w:bCs/>
           <w:sz w:val="24"/>
           <w:szCs w:val="24"/>
+          <w:highlight w:val="yellow"/>
           <w:lang w:eastAsia="ru-RU"/>
         </w:rPr>
         <w:t xml:space="preserve"> </w:t>
@@ -4647,6 +4654,7 @@
           <w:bCs/>
           <w:sz w:val="24"/>
           <w:szCs w:val="24"/>
+          <w:highlight w:val="yellow"/>
           <w:lang w:eastAsia="ru-RU"/>
         </w:rPr>
         <w:t>Source</w:t>
@@ -4659,6 +4667,7 @@
           <w:bCs/>
           <w:sz w:val="24"/>
           <w:szCs w:val="24"/>
+          <w:highlight w:val="yellow"/>
           <w:lang w:eastAsia="ru-RU"/>
         </w:rPr>
         <w:t xml:space="preserve"> </w:t>
@@ -4671,6 +4680,7 @@
           <w:bCs/>
           <w:sz w:val="24"/>
           <w:szCs w:val="24"/>
+          <w:highlight w:val="yellow"/>
           <w:lang w:eastAsia="ru-RU"/>
         </w:rPr>
         <w:t>Computer</w:t>
@@ -4683,6 +4693,7 @@
           <w:bCs/>
           <w:sz w:val="24"/>
           <w:szCs w:val="24"/>
+          <w:highlight w:val="yellow"/>
           <w:lang w:eastAsia="ru-RU"/>
         </w:rPr>
         <w:t xml:space="preserve"> </w:t>
@@ -4695,6 +4706,7 @@
           <w:bCs/>
           <w:sz w:val="24"/>
           <w:szCs w:val="24"/>
+          <w:highlight w:val="yellow"/>
           <w:lang w:eastAsia="ru-RU"/>
         </w:rPr>
         <w:t>Vision</w:t>
@@ -4707,6 +4719,7 @@
           <w:bCs/>
           <w:sz w:val="24"/>
           <w:szCs w:val="24"/>
+          <w:highlight w:val="yellow"/>
           <w:lang w:eastAsia="ru-RU"/>
         </w:rPr>
         <w:t xml:space="preserve"> </w:t>
@@ -4719,6 +4732,7 @@
           <w:bCs/>
           <w:sz w:val="24"/>
           <w:szCs w:val="24"/>
+          <w:highlight w:val="yellow"/>
           <w:lang w:eastAsia="ru-RU"/>
         </w:rPr>
         <w:t>Library</w:t>
@@ -4731,6 +4745,7 @@
           <w:bCs/>
           <w:sz w:val="24"/>
           <w:szCs w:val="24"/>
+          <w:highlight w:val="yellow"/>
           <w:lang w:eastAsia="ru-RU"/>
         </w:rPr>
         <w:t>)</w:t>
@@ -5121,8 +5136,8 @@
           <w:b/>
           <w:bCs/>
           <w:kern w:val="36"/>
-          <w:sz w:val="28"/>
-          <w:szCs w:val="28"/>
+          <w:sz w:val="32"/>
+          <w:szCs w:val="32"/>
           <w:lang w:eastAsia="ru-RU"/>
         </w:rPr>
       </w:pPr>
@@ -5132,8 +5147,8 @@
           <w:b/>
           <w:bCs/>
           <w:kern w:val="36"/>
-          <w:sz w:val="28"/>
-          <w:szCs w:val="28"/>
+          <w:sz w:val="32"/>
+          <w:szCs w:val="32"/>
           <w:lang w:eastAsia="ru-RU"/>
         </w:rPr>
         <w:t>Ход работы</w:t>
@@ -5261,19 +5276,21 @@
           <w:i/>
           <w:sz w:val="24"/>
           <w:szCs w:val="24"/>
-          <w:lang w:eastAsia="ru-RU"/>
-        </w:rPr>
-      </w:pPr>
+          <w:lang w:val="en-US" w:eastAsia="ru-RU"/>
+        </w:rPr>
+      </w:pPr>
+      <w:proofErr w:type="gramStart"/>
       <w:r>
         <w:rPr>
           <w:rFonts w:ascii="Courier New" w:eastAsia="Times New Roman" w:hAnsi="Courier New" w:cs="Courier New"/>
           <w:i/>
           <w:sz w:val="24"/>
           <w:szCs w:val="24"/>
-          <w:lang w:eastAsia="ru-RU"/>
+          <w:lang w:val="en-US" w:eastAsia="ru-RU"/>
         </w:rPr>
         <w:t>python3-opencv</w:t>
       </w:r>
+      <w:proofErr w:type="gramEnd"/>
     </w:p>
     <w:p>
       <w:pPr>
@@ -5380,7 +5397,7 @@
           <w:rFonts w:ascii="Times New Roman" w:eastAsia="Times New Roman" w:hAnsi="Times New Roman" w:cs="Times New Roman"/>
           <w:sz w:val="24"/>
           <w:szCs w:val="24"/>
-          <w:lang w:eastAsia="ru-RU"/>
+          <w:lang w:val="en-US" w:eastAsia="ru-RU"/>
         </w:rPr>
       </w:pPr>
       <w:r>
@@ -5553,7 +5570,7 @@
           <w:kern w:val="36"/>
           <w:sz w:val="24"/>
           <w:szCs w:val="24"/>
-          <w:lang w:eastAsia="ru-RU"/>
+          <w:lang w:val="en-US" w:eastAsia="ru-RU"/>
         </w:rPr>
       </w:pPr>
     </w:p>
@@ -7783,27 +7800,7 @@
           <w:szCs w:val="24"/>
           <w:lang w:eastAsia="ru-RU"/>
         </w:rPr>
-        <w:t xml:space="preserve"> движения</w:t>
-      </w:r>
-      <w:proofErr w:type="gramStart"/>
-      <w:r>
-        <w:rPr>
-          <w:rFonts w:ascii="Times New Roman" w:eastAsia="Times New Roman" w:hAnsi="Times New Roman" w:cs="Times New Roman"/>
-          <w:sz w:val="24"/>
-          <w:szCs w:val="24"/>
-          <w:lang w:eastAsia="ru-RU"/>
-        </w:rPr>
-        <w:t>.</w:t>
-      </w:r>
-      <w:proofErr w:type="gramEnd"/>
-      <w:r>
-        <w:rPr>
-          <w:rFonts w:ascii="Times New Roman" w:eastAsia="Times New Roman" w:hAnsi="Times New Roman" w:cs="Times New Roman"/>
-          <w:sz w:val="24"/>
-          <w:szCs w:val="24"/>
-          <w:lang w:eastAsia="ru-RU"/>
-        </w:rPr>
-        <w:t xml:space="preserve"> Выполнить вычисления разности двух последовательных кадров по модулю. Посчитать количество пикселей разностного изображения, где значение разности пикселя превышает некоторый заданный порог (</w:t>
+        <w:t xml:space="preserve"> движения. Выполнить вычисления разности двух последовательных кадров по модулю. Посчитать количество пикселей разностного изображения, где значение разности пикселя превышает некоторый заданный порог (</w:t>
       </w:r>
       <w:proofErr w:type="gramStart"/>
       <w:r>
@@ -8031,7 +8028,7 @@
           <w:rFonts w:ascii="Times New Roman" w:eastAsia="Times New Roman" w:hAnsi="Times New Roman" w:cs="Times New Roman"/>
           <w:sz w:val="24"/>
           <w:szCs w:val="24"/>
-          <w:lang w:eastAsia="ru-RU"/>
+          <w:lang w:val="en-US" w:eastAsia="ru-RU"/>
         </w:rPr>
       </w:pPr>
       <w:proofErr w:type="spellStart"/>
@@ -8040,7 +8037,7 @@
           <w:rFonts w:ascii="Times New Roman" w:eastAsia="Times New Roman" w:hAnsi="Times New Roman" w:cs="Times New Roman"/>
           <w:sz w:val="24"/>
           <w:szCs w:val="24"/>
-          <w:lang w:eastAsia="ru-RU"/>
+          <w:lang w:val="en-US" w:eastAsia="ru-RU"/>
         </w:rPr>
         <w:t>MobileNet</w:t>
       </w:r>
@@ -8050,7 +8047,7 @@
           <w:rFonts w:ascii="Times New Roman" w:eastAsia="Times New Roman" w:hAnsi="Times New Roman" w:cs="Times New Roman"/>
           <w:sz w:val="24"/>
           <w:szCs w:val="24"/>
-          <w:lang w:eastAsia="ru-RU"/>
+          <w:lang w:val="en-US" w:eastAsia="ru-RU"/>
         </w:rPr>
         <w:t xml:space="preserve"> SSD</w:t>
       </w:r>
@@ -8062,7 +8059,7 @@
           <w:rFonts w:ascii="Times New Roman" w:eastAsia="Times New Roman" w:hAnsi="Times New Roman" w:cs="Times New Roman"/>
           <w:sz w:val="24"/>
           <w:szCs w:val="24"/>
-          <w:lang w:eastAsia="ru-RU"/>
+          <w:lang w:val="en-US" w:eastAsia="ru-RU"/>
         </w:rPr>
       </w:pPr>
       <w:r>
@@ -8082,38 +8079,20 @@
           <w:rFonts w:ascii="Times New Roman" w:eastAsia="Times New Roman" w:hAnsi="Times New Roman" w:cs="Times New Roman"/>
           <w:sz w:val="24"/>
           <w:szCs w:val="24"/>
-          <w:lang w:eastAsia="ru-RU"/>
-        </w:rPr>
-      </w:pPr>
-      <w:r>
-        <w:rPr>
-          <w:rFonts w:ascii="Times New Roman" w:eastAsia="Times New Roman" w:hAnsi="Times New Roman" w:cs="Times New Roman"/>
-          <w:sz w:val="24"/>
-          <w:szCs w:val="24"/>
-          <w:lang w:eastAsia="ru-RU"/>
-        </w:rPr>
-        <w:t xml:space="preserve">YOLO </w:t>
-      </w:r>
-      <w:proofErr w:type="spellStart"/>
-      <w:r>
-        <w:rPr>
-          <w:rFonts w:ascii="Times New Roman" w:eastAsia="Times New Roman" w:hAnsi="Times New Roman" w:cs="Times New Roman"/>
-          <w:sz w:val="24"/>
-          <w:szCs w:val="24"/>
-          <w:lang w:eastAsia="ru-RU"/>
-        </w:rPr>
-        <w:t>Tiny</w:t>
-      </w:r>
-      <w:proofErr w:type="spellEnd"/>
-      <w:r>
-        <w:rPr>
-          <w:rFonts w:ascii="Times New Roman" w:eastAsia="Times New Roman" w:hAnsi="Times New Roman" w:cs="Times New Roman"/>
-          <w:sz w:val="24"/>
-          <w:szCs w:val="24"/>
-          <w:lang w:eastAsia="ru-RU"/>
-        </w:rPr>
-        <w:t>.</w:t>
-      </w:r>
+          <w:lang w:val="en-US" w:eastAsia="ru-RU"/>
+        </w:rPr>
+      </w:pPr>
+      <w:proofErr w:type="gramStart"/>
+      <w:r>
+        <w:rPr>
+          <w:rFonts w:ascii="Times New Roman" w:eastAsia="Times New Roman" w:hAnsi="Times New Roman" w:cs="Times New Roman"/>
+          <w:sz w:val="24"/>
+          <w:szCs w:val="24"/>
+          <w:lang w:val="en-US" w:eastAsia="ru-RU"/>
+        </w:rPr>
+        <w:t>YOLO Tiny.</w:t>
+      </w:r>
+      <w:proofErr w:type="gramEnd"/>
     </w:p>
     <w:p>
       <w:pPr>
